--- a/templates/民事案件-自然人/6案件材料签收单(结案）.docx
+++ b/templates/民事案件-自然人/6案件材料签收单(结案）.docx
@@ -110,7 +110,7 @@
           <w:u w:val="single"/>
           <w:lang w:val="en-US" w:eastAsia="zh-CN"/>
         </w:rPr>
-        <w:t xml:space="preserve"> {{名称}} </w:t>
+        <w:t xml:space="preserve"> {{二委托人}} </w:t>
       </w:r>
     </w:p>
     <w:p>
@@ -185,7 +185,7 @@
           <w:vertAlign w:val="baseline"/>
           <w:lang w:val="en-US" w:eastAsia="zh-CN"/>
         </w:rPr>
-        <w:t xml:space="preserve"> {{身份证号}} </w:t>
+        <w:t xml:space="preserve"> {{三证件号码}} </w:t>
       </w:r>
     </w:p>
     <w:p>
@@ -261,7 +261,7 @@
           <w:vertAlign w:val="baseline"/>
           <w:lang w:val="en-US" w:eastAsia="zh-CN"/>
         </w:rPr>
-        <w:t xml:space="preserve"> {{电话}} </w:t>
+        <w:t xml:space="preserve"> {{五电话}} </w:t>
       </w:r>
     </w:p>
     <w:p>
@@ -393,7 +393,7 @@
           <w:u w:val="single"/>
           <w:lang w:val="en-US" w:eastAsia="zh-CN"/>
         </w:rPr>
-        <w:t xml:space="preserve">                               </w:t>
+        <w:t xml:space="preserve"> {{九案由}} </w:t>
       </w:r>
       <w:r>
         <w:rPr>
@@ -412,16 +412,18 @@
           <w:u w:val="single"/>
           <w:lang w:val="en-US" w:eastAsia="zh-CN"/>
         </w:rPr>
-        <w:t xml:space="preserve">                        </w:t>
-      </w:r>
-      <w:r>
-        <w:rPr>
-          <w:rFonts w:hint="eastAsia" w:ascii="FangSong" w:hAnsi="FangSong" w:eastAsia="FangSong" w:cs="FangSong"/>
-          <w:sz w:val="24"/>
-          <w:szCs w:val="24"/>
-          <w:lang w:val="en-US" w:eastAsia="zh-CN"/>
-        </w:rPr>
-        <w:t>（委托人名称），详见下表：</w:t>
+        <w:t xml:space="preserve"> {{二委托人}} </w:t>
+      </w:r>
+      <w:bookmarkStart w:id="0" w:name="_GoBack"/>
+      <w:bookmarkEnd w:id="0"/>
+      <w:r>
+        <w:rPr>
+          <w:rFonts w:hint="eastAsia" w:ascii="FangSong" w:hAnsi="FangSong" w:eastAsia="FangSong" w:cs="FangSong"/>
+          <w:sz w:val="24"/>
+          <w:szCs w:val="24"/>
+          <w:lang w:val="en-US" w:eastAsia="zh-CN"/>
+        </w:rPr>
+        <w:t>，详见下表：</w:t>
       </w:r>
     </w:p>
     <w:p>
@@ -2445,7 +2447,7 @@
         <w:ind w:firstLine="4800" w:firstLineChars="2000"/>
         <w:textAlignment w:val="auto"/>
         <w:rPr>
-          <w:rFonts w:hint="default" w:ascii="FangSong" w:hAnsi="FangSong" w:eastAsia="FangSong" w:cs="FangSong"/>
+          <w:rFonts w:hint="eastAsia" w:ascii="FangSong" w:hAnsi="FangSong" w:eastAsia="FangSong" w:cs="FangSong"/>
           <w:sz w:val="24"/>
           <w:szCs w:val="24"/>
           <w:u w:val="none"/>
@@ -2457,13 +2459,61 @@
           <w:rFonts w:hint="eastAsia" w:ascii="FangSong" w:hAnsi="FangSong" w:eastAsia="FangSong" w:cs="FangSong"/>
           <w:sz w:val="24"/>
           <w:szCs w:val="24"/>
+          <w:u w:val="single"/>
+          <w:lang w:val="en-US" w:eastAsia="zh-CN"/>
+        </w:rPr>
+        <w:t xml:space="preserve">      </w:t>
+      </w:r>
+      <w:r>
+        <w:rPr>
+          <w:rFonts w:hint="eastAsia" w:ascii="FangSong" w:hAnsi="FangSong" w:eastAsia="FangSong" w:cs="FangSong"/>
+          <w:sz w:val="24"/>
+          <w:szCs w:val="24"/>
           <w:u w:val="none"/>
           <w:lang w:val="en-US" w:eastAsia="zh-CN"/>
         </w:rPr>
-        <w:t>年   月   日</w:t>
-      </w:r>
-      <w:bookmarkStart w:id="0" w:name="_GoBack"/>
-      <w:bookmarkEnd w:id="0"/>
+        <w:t>年</w:t>
+      </w:r>
+      <w:r>
+        <w:rPr>
+          <w:rFonts w:hint="eastAsia" w:ascii="FangSong" w:hAnsi="FangSong" w:eastAsia="FangSong" w:cs="FangSong"/>
+          <w:sz w:val="24"/>
+          <w:szCs w:val="24"/>
+          <w:u w:val="single"/>
+          <w:lang w:val="en-US" w:eastAsia="zh-CN"/>
+        </w:rPr>
+        <w:t xml:space="preserve">    </w:t>
+      </w:r>
+      <w:r>
+        <w:rPr>
+          <w:rFonts w:hint="eastAsia" w:ascii="FangSong" w:hAnsi="FangSong" w:eastAsia="FangSong" w:cs="FangSong"/>
+          <w:sz w:val="24"/>
+          <w:szCs w:val="24"/>
+          <w:u w:val="none"/>
+          <w:lang w:val="en-US" w:eastAsia="zh-CN"/>
+        </w:rPr>
+        <w:t>月</w:t>
+      </w:r>
+      <w:r>
+        <w:rPr>
+          <w:rFonts w:hint="eastAsia" w:ascii="FangSong" w:hAnsi="FangSong" w:eastAsia="FangSong" w:cs="FangSong"/>
+          <w:sz w:val="24"/>
+          <w:szCs w:val="24"/>
+          <w:u w:val="single"/>
+          <w:lang w:val="en-US" w:eastAsia="zh-CN"/>
+        </w:rPr>
+        <w:t xml:space="preserve">    </w:t>
+      </w:r>
+      <w:r>
+        <w:rPr>
+          <w:rFonts w:hint="eastAsia" w:ascii="FangSong" w:hAnsi="FangSong" w:eastAsia="FangSong" w:cs="FangSong"/>
+          <w:sz w:val="24"/>
+          <w:szCs w:val="24"/>
+          <w:u w:val="none"/>
+          <w:lang w:val="en-US" w:eastAsia="zh-CN"/>
+        </w:rPr>
+        <w:t xml:space="preserve">日 </w:t>
+      </w:r>
     </w:p>
     <w:sectPr>
       <w:pgSz w:w="11906" w:h="16838"/>

--- a/templates/民事案件-自然人/6案件材料签收单(结案）.docx
+++ b/templates/民事案件-自然人/6案件材料签收单(结案）.docx
@@ -110,7 +110,7 @@
           <w:u w:val="single"/>
           <w:lang w:val="en-US" w:eastAsia="zh-CN"/>
         </w:rPr>
-        <w:t xml:space="preserve"> {{二委托人}} </w:t>
+        <w:t xml:space="preserve"> {{_2委托人}} </w:t>
       </w:r>
     </w:p>
     <w:p>
@@ -185,7 +185,7 @@
           <w:vertAlign w:val="baseline"/>
           <w:lang w:val="en-US" w:eastAsia="zh-CN"/>
         </w:rPr>
-        <w:t xml:space="preserve"> {{三证件号码}} </w:t>
+        <w:t xml:space="preserve"> {{_3证件号码}} </w:t>
       </w:r>
     </w:p>
     <w:p>
@@ -261,7 +261,7 @@
           <w:vertAlign w:val="baseline"/>
           <w:lang w:val="en-US" w:eastAsia="zh-CN"/>
         </w:rPr>
-        <w:t xml:space="preserve"> {{五电话}} </w:t>
+        <w:t xml:space="preserve"> {{_5电话}} </w:t>
       </w:r>
     </w:p>
     <w:p>
@@ -393,7 +393,7 @@
           <w:u w:val="single"/>
           <w:lang w:val="en-US" w:eastAsia="zh-CN"/>
         </w:rPr>
-        <w:t xml:space="preserve"> {{九案由}} </w:t>
+        <w:t xml:space="preserve"> {{_9案由}} </w:t>
       </w:r>
       <w:r>
         <w:rPr>
@@ -412,7 +412,7 @@
           <w:u w:val="single"/>
           <w:lang w:val="en-US" w:eastAsia="zh-CN"/>
         </w:rPr>
-        <w:t xml:space="preserve"> {{二委托人}} </w:t>
+        <w:t xml:space="preserve"> {{_2委托人}} </w:t>
       </w:r>
       <w:bookmarkStart w:id="0" w:name="_GoBack"/>
       <w:bookmarkEnd w:id="0"/>
